--- a/docs/dev/README.docx
+++ b/docs/dev/README.docx
@@ -2546,7 +2546,7 @@
         <w:rPr>
           <w:rFonts w:hint="eastAsia"/>
         </w:rPr>
-        <w:t xml:space="preserve">下的两个脚本：</w:t>
+        <w:t xml:space="preserve">下的三个脚本（改完文档后建议全跑一遍）：</w:t>
       </w:r>
     </w:p>
     <w:tbl>
@@ -2557,8 +2557,9 @@
         <w:tblLook w:firstRow="1" w:lastRow="0" w:firstColumn="0" w:lastColumn="0" w:noHBand="0" w:noVBand="0" w:val="0020"/>
       </w:tblPr>
       <w:tblGrid>
-        <w:gridCol w:w="3960"/>
-        <w:gridCol w:w="3960"/>
+        <w:gridCol w:w="2640"/>
+        <w:gridCol w:w="2640"/>
+        <w:gridCol w:w="2640"/>
       </w:tblGrid>
       <w:tr>
         <w:trPr>
@@ -2592,6 +2593,20 @@
             </w:r>
           </w:p>
         </w:tc>
+        <w:tc>
+          <w:tcPr/>
+          <w:p>
+            <w:pPr>
+              <w:pStyle w:val="Compact"/>
+            </w:pPr>
+            <w:r>
+              <w:rPr>
+                <w:rFonts w:hint="eastAsia"/>
+              </w:rPr>
+              <w:t xml:space="preserve">期望输出</w:t>
+            </w:r>
+          </w:p>
+        </w:tc>
       </w:tr>
       <w:tr>
         <w:tc>
@@ -2604,45 +2619,92 @@
               <w:rPr>
                 <w:rStyle w:val="VerbatimChar"/>
               </w:rPr>
-              <w:t xml:space="preserve">doc-case-check.js</w:t>
-            </w:r>
-          </w:p>
-        </w:tc>
-        <w:tc>
-          <w:tcPr/>
-          <w:p>
-            <w:pPr>
-              <w:pStyle w:val="Compact"/>
-            </w:pPr>
-            <w:r>
-              <w:rPr>
-                <w:rFonts w:hint="eastAsia"/>
-              </w:rPr>
-              <w:t xml:space="preserve">把</w:t>
-            </w:r>
-            <w:r>
-              <w:t xml:space="preserve"> 03/07 </w:t>
-            </w:r>
-            <w:r>
-              <w:rPr>
-                <w:rFonts w:hint="eastAsia"/>
-              </w:rPr>
-              <w:t xml:space="preserve">文档的用例逐条对拍</w:t>
+              <w:t xml:space="preserve">docset-selfcheck.py</w:t>
+            </w:r>
+          </w:p>
+        </w:tc>
+        <w:tc>
+          <w:tcPr/>
+          <w:p>
+            <w:pPr>
+              <w:pStyle w:val="Compact"/>
+            </w:pPr>
+            <w:r>
+              <w:rPr>
+                <w:rFonts w:hint="eastAsia"/>
+              </w:rPr>
+              <w:t xml:space="preserve">文档集自身卫生：头部版本</w:t>
+            </w:r>
+            <w:r>
+              <w:t xml:space="preserve"> vs </w:t>
+            </w:r>
+            <w:r>
+              <w:rPr>
+                <w:rFonts w:hint="eastAsia"/>
+              </w:rPr>
+              <w:t xml:space="preserve">变更日志、旧值残留、Markdown</w:t>
             </w:r>
             <w:r>
               <w:t xml:space="preserve"> </w:t>
             </w:r>
             <w:r>
               <w:rPr>
+                <w:rFonts w:hint="eastAsia"/>
+              </w:rPr>
+              <w:t xml:space="preserve">表格列数、交叉引用目标章节是否存在、单文件原型</w:t>
+            </w:r>
+            <w:r>
+              <w:t xml:space="preserve"> HTML </w:t>
+            </w:r>
+            <w:r>
+              <w:rPr>
+                <w:rFonts w:hint="eastAsia"/>
+              </w:rPr>
+              <w:t xml:space="preserve">与</w:t>
+            </w:r>
+            <w:r>
+              <w:t xml:space="preserve"> </w:t>
+            </w:r>
+            <w:r>
+              <w:rPr>
                 <w:rStyle w:val="VerbatimChar"/>
               </w:rPr>
-              <w:t xml:space="preserve">docs/ui/build/core.js</w:t>
-            </w:r>
-            <w:r>
-              <w:rPr>
-                <w:rFonts w:hint="eastAsia"/>
-              </w:rPr>
-              <w:t xml:space="preserve">，验证「文档说的」与「实现做的」是否一致</w:t>
+              <w:t xml:space="preserve">build/core.js</w:t>
+            </w:r>
+            <w:r>
+              <w:t xml:space="preserve"> </w:t>
+            </w:r>
+            <w:r>
+              <w:rPr>
+                <w:rFonts w:hint="eastAsia"/>
+              </w:rPr>
+              <w:t xml:space="preserve">数据是否漂移</w:t>
+            </w:r>
+          </w:p>
+        </w:tc>
+        <w:tc>
+          <w:tcPr/>
+          <w:p>
+            <w:pPr>
+              <w:pStyle w:val="Compact"/>
+            </w:pPr>
+            <w:r>
+              <w:t xml:space="preserve">22 </w:t>
+            </w:r>
+            <w:r>
+              <w:rPr>
+                <w:rFonts w:hint="eastAsia"/>
+              </w:rPr>
+              <w:t xml:space="preserve">项通过</w:t>
+            </w:r>
+            <w:r>
+              <w:t xml:space="preserve"> / 0 </w:t>
+            </w:r>
+            <w:r>
+              <w:rPr>
+                <w:rFonts w:hint="eastAsia"/>
+              </w:rPr>
+              <w:t xml:space="preserve">项待处理</w:t>
             </w:r>
           </w:p>
         </w:tc>
@@ -2658,6 +2720,71 @@
               <w:rPr>
                 <w:rStyle w:val="VerbatimChar"/>
               </w:rPr>
+              <w:t xml:space="preserve">doc-case-check.js</w:t>
+            </w:r>
+          </w:p>
+        </w:tc>
+        <w:tc>
+          <w:tcPr/>
+          <w:p>
+            <w:pPr>
+              <w:pStyle w:val="Compact"/>
+            </w:pPr>
+            <w:r>
+              <w:rPr>
+                <w:rFonts w:hint="eastAsia"/>
+              </w:rPr>
+              <w:t xml:space="preserve">把</w:t>
+            </w:r>
+            <w:r>
+              <w:t xml:space="preserve"> 03/07 </w:t>
+            </w:r>
+            <w:r>
+              <w:rPr>
+                <w:rFonts w:hint="eastAsia"/>
+              </w:rPr>
+              <w:t xml:space="preserve">文档的用例逐条对拍</w:t>
+            </w:r>
+            <w:r>
+              <w:t xml:space="preserve"> </w:t>
+            </w:r>
+            <w:r>
+              <w:rPr>
+                <w:rStyle w:val="VerbatimChar"/>
+              </w:rPr>
+              <w:t xml:space="preserve">docs/ui/build/core.js</w:t>
+            </w:r>
+            <w:r>
+              <w:rPr>
+                <w:rFonts w:hint="eastAsia"/>
+              </w:rPr>
+              <w:t xml:space="preserve">，验证「文档说的」与「实现做的」是否一致</w:t>
+            </w:r>
+          </w:p>
+        </w:tc>
+        <w:tc>
+          <w:tcPr/>
+          <w:p>
+            <w:pPr>
+              <w:pStyle w:val="Compact"/>
+            </w:pPr>
+            <w:r>
+              <w:t xml:space="preserve">32 pass / 0 fail</w:t>
+            </w:r>
+          </w:p>
+        </w:tc>
+      </w:tr>
+      <w:tr>
+        <w:tc>
+          <w:tcPr/>
+          <w:p>
+            <w:pPr>
+              <w:pStyle w:val="Compact"/>
+            </w:pPr>
+            <w:r>
+              <w:rPr>
+                <w:rStyle w:val="VerbatimChar"/>
+              </w:rPr>
               <w:t xml:space="preserve">kb-consistency.py</w:t>
             </w:r>
           </w:p>
@@ -2730,11 +2857,173 @@
                 <w:rFonts w:hint="eastAsia"/>
               </w:rPr>
               <w:t xml:space="preserve">卦数据一致性</w:t>
+            </w:r>
+          </w:p>
+        </w:tc>
+        <w:tc>
+          <w:tcPr/>
+          <w:p>
+            <w:pPr>
+              <w:pStyle w:val="Compact"/>
+            </w:pPr>
+            <w:r>
+              <w:rPr>
+                <w:rFonts w:hint="eastAsia"/>
+              </w:rPr>
+              <w:t xml:space="preserve">无差异</w:t>
             </w:r>
           </w:p>
         </w:tc>
       </w:tr>
     </w:tbl>
+    <w:p>
+      <w:pPr>
+        <w:pStyle w:val="BodyText"/>
+      </w:pPr>
+      <w:r>
+        <w:rPr>
+          <w:rFonts w:hint="eastAsia"/>
+        </w:rPr>
+        <w:t xml:space="preserve">运行方式：</w:t>
+      </w:r>
+    </w:p>
+    <w:p>
+      <w:pPr>
+        <w:pStyle w:val="SourceCode"/>
+      </w:pPr>
+      <w:r>
+        <w:rPr>
+          <w:rStyle w:val="ExtensionTok"/>
+        </w:rPr>
+        <w:t xml:space="preserve">python</w:t>
+      </w:r>
+      <w:r>
+        <w:rPr>
+          <w:rStyle w:val="NormalTok"/>
+        </w:rPr>
+        <w:t xml:space="preserve"> .workbuddy/checks/docset-selfcheck.py</w:t>
+      </w:r>
+      <w:r>
+        <w:br/>
+      </w:r>
+      <w:r>
+        <w:rPr>
+          <w:rStyle w:val="ExtensionTok"/>
+        </w:rPr>
+        <w:t xml:space="preserve">node</w:t>
+      </w:r>
+      <w:r>
+        <w:rPr>
+          <w:rStyle w:val="NormalTok"/>
+        </w:rPr>
+        <w:t xml:space="preserve">   .workbuddy/checks/doc-case-check.js</w:t>
+      </w:r>
+      <w:r>
+        <w:br/>
+      </w:r>
+      <w:r>
+        <w:rPr>
+          <w:rStyle w:val="ExtensionTok"/>
+        </w:rPr>
+        <w:t xml:space="preserve">python</w:t>
+      </w:r>
+      <w:r>
+        <w:rPr>
+          <w:rStyle w:val="NormalTok"/>
+        </w:rPr>
+        <w:t xml:space="preserve"> .workbuddy/checks/kb-consistency.py</w:t>
+      </w:r>
+      <w:r>
+        <w:br/>
+      </w:r>
+      <w:r>
+        <w:br/>
+      </w:r>
+      <w:r>
+        <w:rPr>
+          <w:rStyle w:val="CommentTok"/>
+        </w:rPr>
+        <w:t xml:space="preserve"># 另：HTML 原型冒烟（jsdom 需显式指定 NODE_PATH，见 docs/ui/README.md）</w:t>
+      </w:r>
+      <w:r>
+        <w:br/>
+      </w:r>
+      <w:r>
+        <w:rPr>
+          <w:rStyle w:val="BuiltInTok"/>
+        </w:rPr>
+        <w:t xml:space="preserve">cd</w:t>
+      </w:r>
+      <w:r>
+        <w:rPr>
+          <w:rStyle w:val="NormalTok"/>
+        </w:rPr>
+        <w:t xml:space="preserve"> docs/ui </w:t>
+      </w:r>
+      <w:r>
+        <w:rPr>
+          <w:rStyle w:val="KeywordTok"/>
+        </w:rPr>
+        <w:t xml:space="preserve">&amp;&amp;</w:t>
+      </w:r>
+      <w:r>
+        <w:rPr>
+          <w:rStyle w:val="NormalTok"/>
+        </w:rPr>
+        <w:t xml:space="preserve"> </w:t>
+      </w:r>
+      <w:r>
+        <w:rPr>
+          <w:rStyle w:val="VariableTok"/>
+        </w:rPr>
+        <w:t xml:space="preserve">NODE_PATH</w:t>
+      </w:r>
+      <w:r>
+        <w:rPr>
+          <w:rStyle w:val="OperatorTok"/>
+        </w:rPr>
+        <w:t xml:space="preserve">=</w:t>
+      </w:r>
+      <w:r>
+        <w:rPr>
+          <w:rStyle w:val="StringTok"/>
+        </w:rPr>
+        <w:t xml:space="preserve">"C:/Users/hxzha/.workbuddy/binaries/node/workspace/node_modules"</w:t>
+      </w:r>
+      <w:r>
+        <w:rPr>
+          <w:rStyle w:val="NormalTok"/>
+        </w:rPr>
+        <w:t xml:space="preserve"> </w:t>
+      </w:r>
+      <w:r>
+        <w:rPr>
+          <w:rStyle w:val="DataTypeTok"/>
+        </w:rPr>
+        <w:t xml:space="preserve">\</w:t>
+      </w:r>
+      <w:r>
+        <w:br/>
+      </w:r>
+      <w:r>
+        <w:rPr>
+          <w:rStyle w:val="NormalTok"/>
+        </w:rPr>
+        <w:t xml:space="preserve">  </w:t>
+      </w:r>
+      <w:r>
+        <w:rPr>
+          <w:rStyle w:val="ExtensionTok"/>
+        </w:rPr>
+        <w:t xml:space="preserve">node</w:t>
+      </w:r>
+      <w:r>
+        <w:rPr>
+          <w:rStyle w:val="NormalTok"/>
+        </w:rPr>
+        <w:t xml:space="preserve"> build/smoke.test.js</w:t>
+      </w:r>
+    </w:p>
     <w:p>
       <w:r>
         <w:pict>
